--- a/templates/follicular_study.docx
+++ b/templates/follicular_study.docx
@@ -40,6 +40,7 @@
           </w:tcPr>
           <w:p>
             <w:pPr>
+              <w:keepNext/>
               <w:spacing w:before="20" w:after="20"/>
             </w:pPr>
             <w:r>
@@ -58,6 +59,7 @@
           </w:tcPr>
           <w:p>
             <w:pPr>
+              <w:keepNext/>
               <w:spacing w:before="20" w:after="20"/>
             </w:pPr>
             <w:r>
@@ -76,6 +78,7 @@
           </w:tcPr>
           <w:p>
             <w:pPr>
+              <w:keepNext/>
               <w:spacing w:before="20" w:after="20"/>
             </w:pPr>
             <w:r>
@@ -94,6 +97,7 @@
           </w:tcPr>
           <w:p>
             <w:pPr>
+              <w:keepNext/>
               <w:spacing w:before="20" w:after="20"/>
             </w:pPr>
             <w:r>
@@ -117,6 +121,7 @@
           </w:tcPr>
           <w:p>
             <w:pPr>
+              <w:keepNext/>
               <w:spacing w:before="20" w:after="20"/>
             </w:pPr>
             <w:r>
@@ -135,6 +140,7 @@
           </w:tcPr>
           <w:p>
             <w:pPr>
+              <w:keepNext/>
               <w:spacing w:before="20" w:after="20"/>
             </w:pPr>
             <w:r>
@@ -153,6 +159,7 @@
           </w:tcPr>
           <w:p>
             <w:pPr>
+              <w:keepNext/>
               <w:spacing w:before="20" w:after="20"/>
             </w:pPr>
             <w:r>
@@ -171,6 +178,7 @@
           </w:tcPr>
           <w:p>
             <w:pPr>
+              <w:keepNext/>
               <w:spacing w:before="20" w:after="20"/>
             </w:pPr>
             <w:r>
@@ -194,6 +202,7 @@
           </w:tcPr>
           <w:p>
             <w:pPr>
+              <w:keepNext/>
               <w:spacing w:before="20" w:after="20"/>
             </w:pPr>
             <w:r>
@@ -213,6 +222,7 @@
           </w:tcPr>
           <w:p>
             <w:pPr>
+              <w:keepNext/>
               <w:spacing w:before="20" w:after="20"/>
             </w:pPr>
             <w:r>
@@ -530,6 +540,7 @@
           </w:tcPr>
           <w:p>
             <w:pPr>
+              <w:keepNext/>
               <w:spacing w:before="20" w:after="20"/>
               <w:jc w:val="center"/>
             </w:pPr>
@@ -549,6 +560,7 @@
           </w:tcPr>
           <w:p>
             <w:pPr>
+              <w:keepNext/>
               <w:spacing w:before="20" w:after="20"/>
               <w:jc w:val="center"/>
             </w:pPr>
@@ -568,6 +580,7 @@
           </w:tcPr>
           <w:p>
             <w:pPr>
+              <w:keepNext/>
               <w:spacing w:before="20" w:after="20"/>
               <w:jc w:val="center"/>
             </w:pPr>
@@ -587,6 +600,7 @@
           </w:tcPr>
           <w:p>
             <w:pPr>
+              <w:keepNext/>
               <w:spacing w:before="20" w:after="20"/>
               <w:jc w:val="center"/>
             </w:pPr>
@@ -606,6 +620,7 @@
           </w:tcPr>
           <w:p>
             <w:pPr>
+              <w:keepNext/>
               <w:spacing w:before="20" w:after="20"/>
               <w:jc w:val="center"/>
             </w:pPr>
@@ -630,6 +645,7 @@
           </w:tcPr>
           <w:p>
             <w:pPr>
+              <w:keepNext/>
               <w:spacing w:before="20" w:after="20"/>
               <w:jc w:val="center"/>
             </w:pPr>
@@ -648,6 +664,7 @@
           </w:tcPr>
           <w:p>
             <w:pPr>
+              <w:keepNext/>
               <w:spacing w:before="20" w:after="20"/>
               <w:jc w:val="center"/>
             </w:pPr>
@@ -666,6 +683,7 @@
           </w:tcPr>
           <w:p>
             <w:pPr>
+              <w:keepNext/>
               <w:spacing w:before="20" w:after="20"/>
               <w:jc w:val="center"/>
             </w:pPr>
@@ -684,6 +702,7 @@
           </w:tcPr>
           <w:p>
             <w:pPr>
+              <w:keepNext/>
               <w:spacing w:before="20" w:after="20"/>
               <w:jc w:val="center"/>
             </w:pPr>
@@ -702,6 +721,7 @@
           </w:tcPr>
           <w:p>
             <w:pPr>
+              <w:keepNext/>
               <w:spacing w:before="20" w:after="20"/>
               <w:jc w:val="center"/>
             </w:pPr>
@@ -725,6 +745,7 @@
           </w:tcPr>
           <w:p>
             <w:pPr>
+              <w:keepNext/>
               <w:spacing w:before="20" w:after="20"/>
               <w:jc w:val="center"/>
             </w:pPr>
@@ -743,6 +764,7 @@
           </w:tcPr>
           <w:p>
             <w:pPr>
+              <w:keepNext/>
               <w:spacing w:before="20" w:after="20"/>
               <w:jc w:val="center"/>
             </w:pPr>
@@ -761,6 +783,7 @@
           </w:tcPr>
           <w:p>
             <w:pPr>
+              <w:keepNext/>
               <w:spacing w:before="20" w:after="20"/>
               <w:jc w:val="center"/>
             </w:pPr>
@@ -779,6 +802,7 @@
           </w:tcPr>
           <w:p>
             <w:pPr>
+              <w:keepNext/>
               <w:spacing w:before="20" w:after="20"/>
               <w:jc w:val="center"/>
             </w:pPr>
@@ -797,6 +821,7 @@
           </w:tcPr>
           <w:p>
             <w:pPr>
+              <w:keepNext/>
               <w:spacing w:before="20" w:after="20"/>
               <w:jc w:val="center"/>
             </w:pPr>
@@ -820,6 +845,7 @@
           </w:tcPr>
           <w:p>
             <w:pPr>
+              <w:keepNext/>
               <w:spacing w:before="20" w:after="20"/>
               <w:jc w:val="center"/>
             </w:pPr>
@@ -838,6 +864,7 @@
           </w:tcPr>
           <w:p>
             <w:pPr>
+              <w:keepNext/>
               <w:spacing w:before="20" w:after="20"/>
               <w:jc w:val="center"/>
             </w:pPr>
@@ -856,6 +883,7 @@
           </w:tcPr>
           <w:p>
             <w:pPr>
+              <w:keepNext/>
               <w:spacing w:before="20" w:after="20"/>
               <w:jc w:val="center"/>
             </w:pPr>
@@ -874,6 +902,7 @@
           </w:tcPr>
           <w:p>
             <w:pPr>
+              <w:keepNext/>
               <w:spacing w:before="20" w:after="20"/>
               <w:jc w:val="center"/>
             </w:pPr>
@@ -892,6 +921,7 @@
           </w:tcPr>
           <w:p>
             <w:pPr>
+              <w:keepNext/>
               <w:spacing w:before="20" w:after="20"/>
               <w:jc w:val="center"/>
             </w:pPr>
@@ -915,6 +945,7 @@
           </w:tcPr>
           <w:p>
             <w:pPr>
+              <w:keepNext/>
               <w:spacing w:before="20" w:after="20"/>
               <w:jc w:val="center"/>
             </w:pPr>
@@ -933,6 +964,7 @@
           </w:tcPr>
           <w:p>
             <w:pPr>
+              <w:keepNext/>
               <w:spacing w:before="20" w:after="20"/>
               <w:jc w:val="center"/>
             </w:pPr>
@@ -951,6 +983,7 @@
           </w:tcPr>
           <w:p>
             <w:pPr>
+              <w:keepNext/>
               <w:spacing w:before="20" w:after="20"/>
               <w:jc w:val="center"/>
             </w:pPr>
@@ -969,6 +1002,7 @@
           </w:tcPr>
           <w:p>
             <w:pPr>
+              <w:keepNext/>
               <w:spacing w:before="20" w:after="20"/>
               <w:jc w:val="center"/>
             </w:pPr>
@@ -987,6 +1021,7 @@
           </w:tcPr>
           <w:p>
             <w:pPr>
+              <w:keepNext/>
               <w:spacing w:before="20" w:after="20"/>
               <w:jc w:val="center"/>
             </w:pPr>
@@ -1010,6 +1045,7 @@
           </w:tcPr>
           <w:p>
             <w:pPr>
+              <w:keepNext/>
               <w:spacing w:before="20" w:after="20"/>
               <w:jc w:val="center"/>
             </w:pPr>
@@ -1028,6 +1064,7 @@
           </w:tcPr>
           <w:p>
             <w:pPr>
+              <w:keepNext/>
               <w:spacing w:before="20" w:after="20"/>
               <w:jc w:val="center"/>
             </w:pPr>
@@ -1046,6 +1083,7 @@
           </w:tcPr>
           <w:p>
             <w:pPr>
+              <w:keepNext/>
               <w:spacing w:before="20" w:after="20"/>
               <w:jc w:val="center"/>
             </w:pPr>
@@ -1064,6 +1102,7 @@
           </w:tcPr>
           <w:p>
             <w:pPr>
+              <w:keepNext/>
               <w:spacing w:before="20" w:after="20"/>
               <w:jc w:val="center"/>
             </w:pPr>
@@ -1082,6 +1121,7 @@
           </w:tcPr>
           <w:p>
             <w:pPr>
+              <w:keepNext/>
               <w:spacing w:before="20" w:after="20"/>
               <w:jc w:val="center"/>
             </w:pPr>
@@ -1105,6 +1145,7 @@
           </w:tcPr>
           <w:p>
             <w:pPr>
+              <w:keepNext/>
               <w:spacing w:before="20" w:after="20"/>
               <w:jc w:val="center"/>
             </w:pPr>
@@ -1123,6 +1164,7 @@
           </w:tcPr>
           <w:p>
             <w:pPr>
+              <w:keepNext/>
               <w:spacing w:before="20" w:after="20"/>
               <w:jc w:val="center"/>
             </w:pPr>
@@ -1141,6 +1183,7 @@
           </w:tcPr>
           <w:p>
             <w:pPr>
+              <w:keepNext/>
               <w:spacing w:before="20" w:after="20"/>
               <w:jc w:val="center"/>
             </w:pPr>
@@ -1159,6 +1202,7 @@
           </w:tcPr>
           <w:p>
             <w:pPr>
+              <w:keepNext/>
               <w:spacing w:before="20" w:after="20"/>
               <w:jc w:val="center"/>
             </w:pPr>
@@ -1177,6 +1221,7 @@
           </w:tcPr>
           <w:p>
             <w:pPr>
+              <w:keepNext/>
               <w:spacing w:before="20" w:after="20"/>
               <w:jc w:val="center"/>
             </w:pPr>
@@ -1200,6 +1245,7 @@
           </w:tcPr>
           <w:p>
             <w:pPr>
+              <w:keepNext/>
               <w:spacing w:before="20" w:after="20"/>
               <w:jc w:val="center"/>
             </w:pPr>
@@ -1218,6 +1264,7 @@
           </w:tcPr>
           <w:p>
             <w:pPr>
+              <w:keepNext/>
               <w:spacing w:before="20" w:after="20"/>
               <w:jc w:val="center"/>
             </w:pPr>
@@ -1236,6 +1283,7 @@
           </w:tcPr>
           <w:p>
             <w:pPr>
+              <w:keepNext/>
               <w:spacing w:before="20" w:after="20"/>
               <w:jc w:val="center"/>
             </w:pPr>
@@ -1254,6 +1302,7 @@
           </w:tcPr>
           <w:p>
             <w:pPr>
+              <w:keepNext/>
               <w:spacing w:before="20" w:after="20"/>
               <w:jc w:val="center"/>
             </w:pPr>
@@ -1272,6 +1321,7 @@
           </w:tcPr>
           <w:p>
             <w:pPr>
+              <w:keepNext/>
               <w:spacing w:before="20" w:after="20"/>
               <w:jc w:val="center"/>
             </w:pPr>
@@ -1295,6 +1345,7 @@
           </w:tcPr>
           <w:p>
             <w:pPr>
+              <w:keepNext/>
               <w:spacing w:before="20" w:after="20"/>
               <w:jc w:val="center"/>
             </w:pPr>
@@ -1313,6 +1364,7 @@
           </w:tcPr>
           <w:p>
             <w:pPr>
+              <w:keepNext/>
               <w:spacing w:before="20" w:after="20"/>
               <w:jc w:val="center"/>
             </w:pPr>
@@ -1331,6 +1383,7 @@
           </w:tcPr>
           <w:p>
             <w:pPr>
+              <w:keepNext/>
               <w:spacing w:before="20" w:after="20"/>
               <w:jc w:val="center"/>
             </w:pPr>
@@ -1349,6 +1402,7 @@
           </w:tcPr>
           <w:p>
             <w:pPr>
+              <w:keepNext/>
               <w:spacing w:before="20" w:after="20"/>
               <w:jc w:val="center"/>
             </w:pPr>
@@ -1367,6 +1421,7 @@
           </w:tcPr>
           <w:p>
             <w:pPr>
+              <w:keepNext/>
               <w:spacing w:before="20" w:after="20"/>
               <w:jc w:val="center"/>
             </w:pPr>
@@ -1390,6 +1445,7 @@
           </w:tcPr>
           <w:p>
             <w:pPr>
+              <w:keepNext/>
               <w:spacing w:before="20" w:after="20"/>
               <w:jc w:val="center"/>
             </w:pPr>
@@ -1408,6 +1464,7 @@
           </w:tcPr>
           <w:p>
             <w:pPr>
+              <w:keepNext/>
               <w:spacing w:before="20" w:after="20"/>
               <w:jc w:val="center"/>
             </w:pPr>
@@ -1426,6 +1483,7 @@
           </w:tcPr>
           <w:p>
             <w:pPr>
+              <w:keepNext/>
               <w:spacing w:before="20" w:after="20"/>
               <w:jc w:val="center"/>
             </w:pPr>
@@ -1444,6 +1502,7 @@
           </w:tcPr>
           <w:p>
             <w:pPr>
+              <w:keepNext/>
               <w:spacing w:before="20" w:after="20"/>
               <w:jc w:val="center"/>
             </w:pPr>
@@ -1462,6 +1521,7 @@
           </w:tcPr>
           <w:p>
             <w:pPr>
+              <w:keepNext/>
               <w:spacing w:before="20" w:after="20"/>
               <w:jc w:val="center"/>
             </w:pPr>
@@ -1643,7 +1703,7 @@
     <w:sectPr>
       <w:footerReference w:type="default" r:id="rId9"/>
       <w:pgSz w:w="11909" w:h="16834"/>
-      <w:pgMar w:top="2160" w:right="1080" w:bottom="1440" w:left="1080" w:header="720" w:footer="648" w:gutter="0"/>
+      <w:pgMar w:top="2160" w:right="1080" w:bottom="2664" w:left="1080" w:header="720" w:footer="2160" w:gutter="0"/>
       <w:cols w:space="720"/>
       <w:docGrid w:linePitch="360"/>
     </w:sectPr>

--- a/templates/follicular_study.docx
+++ b/templates/follicular_study.docx
@@ -673,6 +673,7 @@
                 <w:b w:val="0"/>
                 <w:sz w:val="21"/>
               </w:rPr>
+              <w:t>{{endometrium_mm}}</w:t>
             </w:r>
           </w:p>
         </w:tc>

--- a/templates/follicular_study.docx
+++ b/templates/follicular_study.docx
@@ -27,7 +27,7 @@
         <w:gridCol w:w="1872"/>
         <w:gridCol w:w="3528"/>
         <w:gridCol w:w="1655"/>
-        <w:gridCol w:w="2692"/>
+        <w:gridCol w:w="3148"/>
       </w:tblGrid>
       <w:tr>
         <w:trPr>
@@ -92,7 +92,7 @@
         </w:tc>
         <w:tc>
           <w:tcPr>
-            <w:tcW w:type="dxa" w:w="2693"/>
+            <w:tcW w:type="dxa" w:w="3149"/>
             <w:vAlign w:val="center"/>
           </w:tcPr>
           <w:p>
@@ -173,7 +173,7 @@
         </w:tc>
         <w:tc>
           <w:tcPr>
-            <w:tcW w:type="dxa" w:w="2693"/>
+            <w:tcW w:type="dxa" w:w="3149"/>
             <w:vAlign w:val="center"/>
           </w:tcPr>
           <w:p>
@@ -216,7 +216,7 @@
         </w:tc>
         <w:tc>
           <w:tcPr>
-            <w:tcW w:type="dxa" w:w="7877"/>
+            <w:tcW w:type="dxa" w:w="8333"/>
             <w:gridSpan w:val="3"/>
             <w:vAlign w:val="center"/>
           </w:tcPr>
@@ -259,7 +259,7 @@
         </w:tc>
         <w:tc>
           <w:tcPr>
-            <w:tcW w:type="dxa" w:w="7877"/>
+            <w:tcW w:type="dxa" w:w="8333"/>
             <w:gridSpan w:val="3"/>
             <w:vAlign w:val="center"/>
           </w:tcPr>
@@ -304,7 +304,7 @@
       </w:tblPr>
       <w:tblGrid>
         <w:gridCol w:w="2520"/>
-        <w:gridCol w:w="7228"/>
+        <w:gridCol w:w="7684"/>
       </w:tblGrid>
       <w:tr>
         <w:trPr>
@@ -329,7 +329,7 @@
         </w:tc>
         <w:tc>
           <w:tcPr>
-            <w:tcW w:type="dxa" w:w="7229"/>
+            <w:tcW w:type="dxa" w:w="7685"/>
           </w:tcPr>
           <w:p>
             <w:pPr>
@@ -368,7 +368,7 @@
         </w:tc>
         <w:tc>
           <w:tcPr>
-            <w:tcW w:type="dxa" w:w="7229"/>
+            <w:tcW w:type="dxa" w:w="7685"/>
           </w:tcPr>
           <w:p>
             <w:pPr>
@@ -407,7 +407,7 @@
         </w:tc>
         <w:tc>
           <w:tcPr>
-            <w:tcW w:type="dxa" w:w="7229"/>
+            <w:tcW w:type="dxa" w:w="7685"/>
           </w:tcPr>
           <w:p>
             <w:pPr>
@@ -446,7 +446,7 @@
         </w:tc>
         <w:tc>
           <w:tcPr>
-            <w:tcW w:type="dxa" w:w="7229"/>
+            <w:tcW w:type="dxa" w:w="7685"/>
           </w:tcPr>
           <w:p>
             <w:pPr>
@@ -485,7 +485,7 @@
         </w:tc>
         <w:tc>
           <w:tcPr>
-            <w:tcW w:type="dxa" w:w="7229"/>
+            <w:tcW w:type="dxa" w:w="7685"/>
           </w:tcPr>
           <w:p>
             <w:pPr>
@@ -527,7 +527,7 @@
         <w:gridCol w:w="2088"/>
         <w:gridCol w:w="2304"/>
         <w:gridCol w:w="2304"/>
-        <w:gridCol w:w="1900"/>
+        <w:gridCol w:w="2356"/>
       </w:tblGrid>
       <w:tr>
         <w:trPr>
@@ -615,7 +615,7 @@
         </w:tc>
         <w:tc>
           <w:tcPr>
-            <w:tcW w:type="dxa" w:w="1901"/>
+            <w:tcW w:type="dxa" w:w="2357"/>
             <w:vAlign w:val="center"/>
           </w:tcPr>
           <w:p>
@@ -717,7 +717,7 @@
         </w:tc>
         <w:tc>
           <w:tcPr>
-            <w:tcW w:type="dxa" w:w="1901"/>
+            <w:tcW w:type="dxa" w:w="2357"/>
             <w:vAlign w:val="center"/>
           </w:tcPr>
           <w:p>
@@ -817,7 +817,7 @@
         </w:tc>
         <w:tc>
           <w:tcPr>
-            <w:tcW w:type="dxa" w:w="1901"/>
+            <w:tcW w:type="dxa" w:w="2357"/>
             <w:vAlign w:val="center"/>
           </w:tcPr>
           <w:p>
@@ -917,7 +917,7 @@
         </w:tc>
         <w:tc>
           <w:tcPr>
-            <w:tcW w:type="dxa" w:w="1901"/>
+            <w:tcW w:type="dxa" w:w="2357"/>
             <w:vAlign w:val="center"/>
           </w:tcPr>
           <w:p>
@@ -1017,7 +1017,7 @@
         </w:tc>
         <w:tc>
           <w:tcPr>
-            <w:tcW w:type="dxa" w:w="1901"/>
+            <w:tcW w:type="dxa" w:w="2357"/>
             <w:vAlign w:val="center"/>
           </w:tcPr>
           <w:p>
@@ -1117,7 +1117,7 @@
         </w:tc>
         <w:tc>
           <w:tcPr>
-            <w:tcW w:type="dxa" w:w="1901"/>
+            <w:tcW w:type="dxa" w:w="2357"/>
             <w:vAlign w:val="center"/>
           </w:tcPr>
           <w:p>
@@ -1217,7 +1217,7 @@
         </w:tc>
         <w:tc>
           <w:tcPr>
-            <w:tcW w:type="dxa" w:w="1901"/>
+            <w:tcW w:type="dxa" w:w="2357"/>
             <w:vAlign w:val="center"/>
           </w:tcPr>
           <w:p>
@@ -1317,7 +1317,7 @@
         </w:tc>
         <w:tc>
           <w:tcPr>
-            <w:tcW w:type="dxa" w:w="1901"/>
+            <w:tcW w:type="dxa" w:w="2357"/>
             <w:vAlign w:val="center"/>
           </w:tcPr>
           <w:p>
@@ -1417,7 +1417,7 @@
         </w:tc>
         <w:tc>
           <w:tcPr>
-            <w:tcW w:type="dxa" w:w="1901"/>
+            <w:tcW w:type="dxa" w:w="2357"/>
             <w:vAlign w:val="center"/>
           </w:tcPr>
           <w:p>
@@ -1517,7 +1517,7 @@
         </w:tc>
         <w:tc>
           <w:tcPr>
-            <w:tcW w:type="dxa" w:w="1901"/>
+            <w:tcW w:type="dxa" w:w="2357"/>
             <w:vAlign w:val="center"/>
           </w:tcPr>
           <w:p>
@@ -1613,7 +1613,7 @@
         </w:tc>
         <w:tc>
           <w:tcPr>
-            <w:tcW w:type="dxa" w:w="1901"/>
+            <w:tcW w:type="dxa" w:w="2357"/>
             <w:vAlign w:val="center"/>
           </w:tcPr>
           <w:p>
@@ -1703,8 +1703,8 @@
     </w:p>
     <w:sectPr>
       <w:footerReference w:type="default" r:id="rId9"/>
-      <w:pgSz w:w="11909" w:h="16834"/>
-      <w:pgMar w:top="2160" w:right="1080" w:bottom="2664" w:left="1080" w:header="720" w:footer="2160" w:gutter="0"/>
+      <w:pgSz w:w="11906" w:h="16838"/>
+      <w:pgMar w:top="1984" w:right="850" w:bottom="1814" w:left="850" w:header="720" w:footer="1474" w:gutter="0"/>
       <w:cols w:space="720"/>
       <w:docGrid w:linePitch="360"/>
     </w:sectPr>

--- a/templates/follicular_study.docx
+++ b/templates/follicular_study.docx
@@ -2,6 +2,7 @@
 <file path=word/document.xml><?xml version="1.0" encoding="utf-8"?>
 <w:document xmlns:wpc="http://schemas.microsoft.com/office/word/2010/wordprocessingCanvas" xmlns:mo="http://schemas.microsoft.com/office/mac/office/2008/main" xmlns:mc="http://schemas.openxmlformats.org/markup-compatibility/2006" xmlns:mv="urn:schemas-microsoft-com:mac:vml" xmlns:o="urn:schemas-microsoft-com:office:office" xmlns:r="http://schemas.openxmlformats.org/officeDocument/2006/relationships" xmlns:m="http://schemas.openxmlformats.org/officeDocument/2006/math" xmlns:v="urn:schemas-microsoft-com:vml" xmlns:wp14="http://schemas.microsoft.com/office/word/2010/wordprocessingDrawing" xmlns:wp="http://schemas.openxmlformats.org/drawingml/2006/wordprocessingDrawing" xmlns:w10="urn:schemas-microsoft-com:office:word" xmlns:w="http://schemas.openxmlformats.org/wordprocessingml/2006/main" xmlns:w14="http://schemas.microsoft.com/office/word/2010/wordml" xmlns:wpg="http://schemas.microsoft.com/office/word/2010/wordprocessingGroup" xmlns:wpi="http://schemas.microsoft.com/office/word/2010/wordprocessingInk" xmlns:wne="http://schemas.microsoft.com/office/word/2006/wordml" xmlns:wps="http://schemas.microsoft.com/office/word/2010/wordprocessingShape" mc:Ignorable="w14 wp14">
   <w:body>
+    <w:p/>
     <w:p>
       <w:pPr>
         <w:spacing w:after="160"/>
@@ -10,7 +11,7 @@
       <w:r>
         <w:rPr>
           <w:b/>
-          <w:sz w:val="28"/>
+          <w:sz w:val="30"/>
           <w:u w:val="single"/>
         </w:rPr>
         <w:t>PELVIC ULTRASOUND REPORT (FOLLICULAR STUDY)</w:t>
@@ -46,7 +47,7 @@
             <w:r>
               <w:rPr>
                 <w:b/>
-                <w:sz w:val="21"/>
+                <w:sz w:val="23"/>
               </w:rPr>
               <w:t>Patient Name</w:t>
             </w:r>
@@ -65,7 +66,7 @@
             <w:r>
               <w:rPr>
                 <w:b w:val="0"/>
-                <w:sz w:val="21"/>
+                <w:sz w:val="23"/>
               </w:rPr>
               <w:t>{{patient_name}}</w:t>
             </w:r>
@@ -84,7 +85,7 @@
             <w:r>
               <w:rPr>
                 <w:b/>
-                <w:sz w:val="21"/>
+                <w:sz w:val="23"/>
               </w:rPr>
               <w:t>Date</w:t>
             </w:r>
@@ -103,7 +104,7 @@
             <w:r>
               <w:rPr>
                 <w:b w:val="0"/>
-                <w:sz w:val="21"/>
+                <w:sz w:val="23"/>
               </w:rPr>
               <w:t>{{date}}</w:t>
             </w:r>
@@ -127,7 +128,7 @@
             <w:r>
               <w:rPr>
                 <w:b/>
-                <w:sz w:val="21"/>
+                <w:sz w:val="23"/>
               </w:rPr>
               <w:t>Age / Sex</w:t>
             </w:r>
@@ -146,7 +147,7 @@
             <w:r>
               <w:rPr>
                 <w:b w:val="0"/>
-                <w:sz w:val="21"/>
+                <w:sz w:val="23"/>
               </w:rPr>
               <w:t>{{age}} Y / F</w:t>
             </w:r>
@@ -165,7 +166,7 @@
             <w:r>
               <w:rPr>
                 <w:b/>
-                <w:sz w:val="21"/>
+                <w:sz w:val="23"/>
               </w:rPr>
               <w:t>Patient ID</w:t>
             </w:r>
@@ -184,7 +185,7 @@
             <w:r>
               <w:rPr>
                 <w:b w:val="0"/>
-                <w:sz w:val="21"/>
+                <w:sz w:val="23"/>
               </w:rPr>
               <w:t>{{patient_id}}</w:t>
             </w:r>
@@ -208,7 +209,7 @@
             <w:r>
               <w:rPr>
                 <w:b/>
-                <w:sz w:val="21"/>
+                <w:sz w:val="23"/>
               </w:rPr>
               <w:t>Referred by</w:t>
             </w:r>
@@ -228,7 +229,7 @@
             <w:r>
               <w:rPr>
                 <w:b w:val="0"/>
-                <w:sz w:val="21"/>
+                <w:sz w:val="23"/>
               </w:rPr>
               <w:t>{{ref_by}}</w:t>
             </w:r>
@@ -251,7 +252,7 @@
             <w:r>
               <w:rPr>
                 <w:b/>
-                <w:sz w:val="21"/>
+                <w:sz w:val="23"/>
               </w:rPr>
               <w:t>Clinical details</w:t>
             </w:r>
@@ -270,7 +271,7 @@
             <w:r>
               <w:rPr>
                 <w:b w:val="0"/>
-                <w:sz w:val="21"/>
+                <w:sz w:val="23"/>
               </w:rPr>
               <w:t>c/o anxious to conceive.</w:t>
             </w:r>
@@ -291,7 +292,7 @@
       <w:r>
         <w:rPr>
           <w:b/>
-          <w:sz w:val="22"/>
+          <w:sz w:val="26"/>
         </w:rPr>
         <w:t>FINDINGS</w:t>
       </w:r>
@@ -321,7 +322,7 @@
             <w:r>
               <w:rPr>
                 <w:b/>
-                <w:sz w:val="22"/>
+                <w:sz w:val="26"/>
               </w:rPr>
               <w:t>Urinary bladder:</w:t>
             </w:r>
@@ -338,7 +339,7 @@
             <w:r>
               <w:rPr>
                 <w:b w:val="0"/>
-                <w:sz w:val="22"/>
+                <w:sz w:val="26"/>
               </w:rPr>
               <w:t>Distended.</w:t>
             </w:r>
@@ -360,7 +361,7 @@
             <w:r>
               <w:rPr>
                 <w:b/>
-                <w:sz w:val="22"/>
+                <w:sz w:val="26"/>
               </w:rPr>
               <w:t>Uterus:</w:t>
             </w:r>
@@ -377,7 +378,7 @@
             <w:r>
               <w:rPr>
                 <w:b w:val="0"/>
-                <w:sz w:val="22"/>
+                <w:sz w:val="26"/>
               </w:rPr>
               <w:t>Anteverted, measuring {{uterus_size}} cm.</w:t>
             </w:r>
@@ -399,7 +400,7 @@
             <w:r>
               <w:rPr>
                 <w:b/>
-                <w:sz w:val="22"/>
+                <w:sz w:val="26"/>
               </w:rPr>
               <w:t>Cervix:</w:t>
             </w:r>
@@ -416,7 +417,7 @@
             <w:r>
               <w:rPr>
                 <w:b w:val="0"/>
-                <w:sz w:val="22"/>
+                <w:sz w:val="26"/>
               </w:rPr>
               <w:t>Normal.</w:t>
             </w:r>
@@ -438,7 +439,7 @@
             <w:r>
               <w:rPr>
                 <w:b/>
-                <w:sz w:val="22"/>
+                <w:sz w:val="26"/>
               </w:rPr>
               <w:t>Right ovary:</w:t>
             </w:r>
@@ -455,7 +456,7 @@
             <w:r>
               <w:rPr>
                 <w:b w:val="0"/>
-                <w:sz w:val="22"/>
+                <w:sz w:val="26"/>
               </w:rPr>
               <w:t>Measuring {{right_ovary_size}} cm.</w:t>
             </w:r>
@@ -477,7 +478,7 @@
             <w:r>
               <w:rPr>
                 <w:b/>
-                <w:sz w:val="22"/>
+                <w:sz w:val="26"/>
               </w:rPr>
               <w:t>Left ovary:</w:t>
             </w:r>
@@ -494,7 +495,7 @@
             <w:r>
               <w:rPr>
                 <w:b w:val="0"/>
-                <w:sz w:val="22"/>
+                <w:sz w:val="26"/>
               </w:rPr>
               <w:t>Measuring {{left_ovary_size}} cm.</w:t>
             </w:r>
@@ -510,7 +511,7 @@
       <w:r>
         <w:rPr>
           <w:b/>
-          <w:sz w:val="22"/>
+          <w:sz w:val="26"/>
         </w:rPr>
         <w:t>FOLLICULAR MONITORING</w:t>
       </w:r>
@@ -547,7 +548,7 @@
             <w:r>
               <w:rPr>
                 <w:b/>
-                <w:sz w:val="21"/>
+                <w:sz w:val="23"/>
               </w:rPr>
               <w:t>Day</w:t>
             </w:r>
@@ -567,7 +568,7 @@
             <w:r>
               <w:rPr>
                 <w:b/>
-                <w:sz w:val="21"/>
+                <w:sz w:val="23"/>
               </w:rPr>
               <w:t>Endometrial thickness (mm)</w:t>
             </w:r>
@@ -587,7 +588,7 @@
             <w:r>
               <w:rPr>
                 <w:b/>
-                <w:sz w:val="21"/>
+                <w:sz w:val="23"/>
               </w:rPr>
               <w:t>Follicles - right ovary</w:t>
             </w:r>
@@ -607,7 +608,7 @@
             <w:r>
               <w:rPr>
                 <w:b/>
-                <w:sz w:val="21"/>
+                <w:sz w:val="23"/>
               </w:rPr>
               <w:t>Follicles - left ovary</w:t>
             </w:r>
@@ -627,7 +628,7 @@
             <w:r>
               <w:rPr>
                 <w:b/>
-                <w:sz w:val="21"/>
+                <w:sz w:val="23"/>
               </w:rPr>
               <w:t>Free fluid</w:t>
             </w:r>
@@ -652,7 +653,7 @@
             <w:r>
               <w:rPr>
                 <w:b w:val="0"/>
-                <w:sz w:val="21"/>
+                <w:sz w:val="23"/>
               </w:rPr>
             </w:r>
           </w:p>
@@ -671,7 +672,7 @@
             <w:r>
               <w:rPr>
                 <w:b w:val="0"/>
-                <w:sz w:val="21"/>
+                <w:sz w:val="23"/>
               </w:rPr>
               <w:t>{{endometrium_mm}}</w:t>
             </w:r>
@@ -691,7 +692,7 @@
             <w:r>
               <w:rPr>
                 <w:b w:val="0"/>
-                <w:sz w:val="21"/>
+                <w:sz w:val="23"/>
               </w:rPr>
             </w:r>
           </w:p>
@@ -710,7 +711,7 @@
             <w:r>
               <w:rPr>
                 <w:b w:val="0"/>
-                <w:sz w:val="21"/>
+                <w:sz w:val="23"/>
               </w:rPr>
             </w:r>
           </w:p>
@@ -729,7 +730,7 @@
             <w:r>
               <w:rPr>
                 <w:b w:val="0"/>
-                <w:sz w:val="21"/>
+                <w:sz w:val="23"/>
               </w:rPr>
             </w:r>
           </w:p>
@@ -753,7 +754,7 @@
             <w:r>
               <w:rPr>
                 <w:b w:val="0"/>
-                <w:sz w:val="21"/>
+                <w:sz w:val="23"/>
               </w:rPr>
             </w:r>
           </w:p>
@@ -772,7 +773,7 @@
             <w:r>
               <w:rPr>
                 <w:b w:val="0"/>
-                <w:sz w:val="21"/>
+                <w:sz w:val="23"/>
               </w:rPr>
             </w:r>
           </w:p>
@@ -791,7 +792,7 @@
             <w:r>
               <w:rPr>
                 <w:b w:val="0"/>
-                <w:sz w:val="21"/>
+                <w:sz w:val="23"/>
               </w:rPr>
             </w:r>
           </w:p>
@@ -810,7 +811,7 @@
             <w:r>
               <w:rPr>
                 <w:b w:val="0"/>
-                <w:sz w:val="21"/>
+                <w:sz w:val="23"/>
               </w:rPr>
             </w:r>
           </w:p>
@@ -829,7 +830,7 @@
             <w:r>
               <w:rPr>
                 <w:b w:val="0"/>
-                <w:sz w:val="21"/>
+                <w:sz w:val="23"/>
               </w:rPr>
             </w:r>
           </w:p>
@@ -853,7 +854,7 @@
             <w:r>
               <w:rPr>
                 <w:b w:val="0"/>
-                <w:sz w:val="21"/>
+                <w:sz w:val="23"/>
               </w:rPr>
             </w:r>
           </w:p>
@@ -872,7 +873,7 @@
             <w:r>
               <w:rPr>
                 <w:b w:val="0"/>
-                <w:sz w:val="21"/>
+                <w:sz w:val="23"/>
               </w:rPr>
             </w:r>
           </w:p>
@@ -891,7 +892,7 @@
             <w:r>
               <w:rPr>
                 <w:b w:val="0"/>
-                <w:sz w:val="21"/>
+                <w:sz w:val="23"/>
               </w:rPr>
             </w:r>
           </w:p>
@@ -910,7 +911,7 @@
             <w:r>
               <w:rPr>
                 <w:b w:val="0"/>
-                <w:sz w:val="21"/>
+                <w:sz w:val="23"/>
               </w:rPr>
             </w:r>
           </w:p>
@@ -929,7 +930,7 @@
             <w:r>
               <w:rPr>
                 <w:b w:val="0"/>
-                <w:sz w:val="21"/>
+                <w:sz w:val="23"/>
               </w:rPr>
             </w:r>
           </w:p>
@@ -953,7 +954,7 @@
             <w:r>
               <w:rPr>
                 <w:b w:val="0"/>
-                <w:sz w:val="21"/>
+                <w:sz w:val="23"/>
               </w:rPr>
             </w:r>
           </w:p>
@@ -972,7 +973,7 @@
             <w:r>
               <w:rPr>
                 <w:b w:val="0"/>
-                <w:sz w:val="21"/>
+                <w:sz w:val="23"/>
               </w:rPr>
             </w:r>
           </w:p>
@@ -991,7 +992,7 @@
             <w:r>
               <w:rPr>
                 <w:b w:val="0"/>
-                <w:sz w:val="21"/>
+                <w:sz w:val="23"/>
               </w:rPr>
             </w:r>
           </w:p>
@@ -1010,7 +1011,7 @@
             <w:r>
               <w:rPr>
                 <w:b w:val="0"/>
-                <w:sz w:val="21"/>
+                <w:sz w:val="23"/>
               </w:rPr>
             </w:r>
           </w:p>
@@ -1029,7 +1030,7 @@
             <w:r>
               <w:rPr>
                 <w:b w:val="0"/>
-                <w:sz w:val="21"/>
+                <w:sz w:val="23"/>
               </w:rPr>
             </w:r>
           </w:p>
@@ -1053,7 +1054,7 @@
             <w:r>
               <w:rPr>
                 <w:b w:val="0"/>
-                <w:sz w:val="21"/>
+                <w:sz w:val="23"/>
               </w:rPr>
             </w:r>
           </w:p>
@@ -1072,7 +1073,7 @@
             <w:r>
               <w:rPr>
                 <w:b w:val="0"/>
-                <w:sz w:val="21"/>
+                <w:sz w:val="23"/>
               </w:rPr>
             </w:r>
           </w:p>
@@ -1091,7 +1092,7 @@
             <w:r>
               <w:rPr>
                 <w:b w:val="0"/>
-                <w:sz w:val="21"/>
+                <w:sz w:val="23"/>
               </w:rPr>
             </w:r>
           </w:p>
@@ -1110,7 +1111,7 @@
             <w:r>
               <w:rPr>
                 <w:b w:val="0"/>
-                <w:sz w:val="21"/>
+                <w:sz w:val="23"/>
               </w:rPr>
             </w:r>
           </w:p>
@@ -1129,7 +1130,7 @@
             <w:r>
               <w:rPr>
                 <w:b w:val="0"/>
-                <w:sz w:val="21"/>
+                <w:sz w:val="23"/>
               </w:rPr>
             </w:r>
           </w:p>
@@ -1153,7 +1154,7 @@
             <w:r>
               <w:rPr>
                 <w:b w:val="0"/>
-                <w:sz w:val="21"/>
+                <w:sz w:val="23"/>
               </w:rPr>
             </w:r>
           </w:p>
@@ -1172,7 +1173,7 @@
             <w:r>
               <w:rPr>
                 <w:b w:val="0"/>
-                <w:sz w:val="21"/>
+                <w:sz w:val="23"/>
               </w:rPr>
             </w:r>
           </w:p>
@@ -1191,7 +1192,7 @@
             <w:r>
               <w:rPr>
                 <w:b w:val="0"/>
-                <w:sz w:val="21"/>
+                <w:sz w:val="23"/>
               </w:rPr>
             </w:r>
           </w:p>
@@ -1210,7 +1211,7 @@
             <w:r>
               <w:rPr>
                 <w:b w:val="0"/>
-                <w:sz w:val="21"/>
+                <w:sz w:val="23"/>
               </w:rPr>
             </w:r>
           </w:p>
@@ -1229,7 +1230,7 @@
             <w:r>
               <w:rPr>
                 <w:b w:val="0"/>
-                <w:sz w:val="21"/>
+                <w:sz w:val="23"/>
               </w:rPr>
             </w:r>
           </w:p>
@@ -1253,7 +1254,7 @@
             <w:r>
               <w:rPr>
                 <w:b w:val="0"/>
-                <w:sz w:val="21"/>
+                <w:sz w:val="23"/>
               </w:rPr>
             </w:r>
           </w:p>
@@ -1272,7 +1273,7 @@
             <w:r>
               <w:rPr>
                 <w:b w:val="0"/>
-                <w:sz w:val="21"/>
+                <w:sz w:val="23"/>
               </w:rPr>
             </w:r>
           </w:p>
@@ -1291,7 +1292,7 @@
             <w:r>
               <w:rPr>
                 <w:b w:val="0"/>
-                <w:sz w:val="21"/>
+                <w:sz w:val="23"/>
               </w:rPr>
             </w:r>
           </w:p>
@@ -1310,7 +1311,7 @@
             <w:r>
               <w:rPr>
                 <w:b w:val="0"/>
-                <w:sz w:val="21"/>
+                <w:sz w:val="23"/>
               </w:rPr>
             </w:r>
           </w:p>
@@ -1329,7 +1330,7 @@
             <w:r>
               <w:rPr>
                 <w:b w:val="0"/>
-                <w:sz w:val="21"/>
+                <w:sz w:val="23"/>
               </w:rPr>
             </w:r>
           </w:p>
@@ -1353,7 +1354,7 @@
             <w:r>
               <w:rPr>
                 <w:b w:val="0"/>
-                <w:sz w:val="21"/>
+                <w:sz w:val="23"/>
               </w:rPr>
             </w:r>
           </w:p>
@@ -1372,7 +1373,7 @@
             <w:r>
               <w:rPr>
                 <w:b w:val="0"/>
-                <w:sz w:val="21"/>
+                <w:sz w:val="23"/>
               </w:rPr>
             </w:r>
           </w:p>
@@ -1391,7 +1392,7 @@
             <w:r>
               <w:rPr>
                 <w:b w:val="0"/>
-                <w:sz w:val="21"/>
+                <w:sz w:val="23"/>
               </w:rPr>
             </w:r>
           </w:p>
@@ -1410,7 +1411,7 @@
             <w:r>
               <w:rPr>
                 <w:b w:val="0"/>
-                <w:sz w:val="21"/>
+                <w:sz w:val="23"/>
               </w:rPr>
             </w:r>
           </w:p>
@@ -1429,7 +1430,7 @@
             <w:r>
               <w:rPr>
                 <w:b w:val="0"/>
-                <w:sz w:val="21"/>
+                <w:sz w:val="23"/>
               </w:rPr>
             </w:r>
           </w:p>
@@ -1453,7 +1454,7 @@
             <w:r>
               <w:rPr>
                 <w:b w:val="0"/>
-                <w:sz w:val="21"/>
+                <w:sz w:val="23"/>
               </w:rPr>
             </w:r>
           </w:p>
@@ -1472,7 +1473,7 @@
             <w:r>
               <w:rPr>
                 <w:b w:val="0"/>
-                <w:sz w:val="21"/>
+                <w:sz w:val="23"/>
               </w:rPr>
             </w:r>
           </w:p>
@@ -1491,7 +1492,7 @@
             <w:r>
               <w:rPr>
                 <w:b w:val="0"/>
-                <w:sz w:val="21"/>
+                <w:sz w:val="23"/>
               </w:rPr>
             </w:r>
           </w:p>
@@ -1510,7 +1511,7 @@
             <w:r>
               <w:rPr>
                 <w:b w:val="0"/>
-                <w:sz w:val="21"/>
+                <w:sz w:val="23"/>
               </w:rPr>
             </w:r>
           </w:p>
@@ -1529,7 +1530,7 @@
             <w:r>
               <w:rPr>
                 <w:b w:val="0"/>
-                <w:sz w:val="21"/>
+                <w:sz w:val="23"/>
               </w:rPr>
             </w:r>
           </w:p>
@@ -1552,7 +1553,7 @@
             <w:r>
               <w:rPr>
                 <w:b w:val="0"/>
-                <w:sz w:val="21"/>
+                <w:sz w:val="23"/>
               </w:rPr>
             </w:r>
           </w:p>
@@ -1570,7 +1571,7 @@
             <w:r>
               <w:rPr>
                 <w:b w:val="0"/>
-                <w:sz w:val="21"/>
+                <w:sz w:val="23"/>
               </w:rPr>
             </w:r>
           </w:p>
@@ -1588,7 +1589,7 @@
             <w:r>
               <w:rPr>
                 <w:b w:val="0"/>
-                <w:sz w:val="21"/>
+                <w:sz w:val="23"/>
               </w:rPr>
             </w:r>
           </w:p>
@@ -1606,7 +1607,7 @@
             <w:r>
               <w:rPr>
                 <w:b w:val="0"/>
-                <w:sz w:val="21"/>
+                <w:sz w:val="23"/>
               </w:rPr>
             </w:r>
           </w:p>
@@ -1624,7 +1625,7 @@
             <w:r>
               <w:rPr>
                 <w:b w:val="0"/>
-                <w:sz w:val="21"/>
+                <w:sz w:val="23"/>
               </w:rPr>
             </w:r>
           </w:p>
@@ -1644,7 +1645,7 @@
       <w:r>
         <w:rPr>
           <w:b/>
-          <w:sz w:val="22"/>
+          <w:sz w:val="26"/>
         </w:rPr>
         <w:t>IMPRESSION</w:t>
       </w:r>
@@ -1666,7 +1667,7 @@
       <w:r>
         <w:rPr>
           <w:b/>
-          <w:sz w:val="18"/>
+          <w:sz w:val="20"/>
         </w:rPr>
         <w:t xml:space="preserve">Note: </w:t>
       </w:r>
@@ -1675,7 +1676,7 @@
       </w:r>
       <w:r>
         <w:rPr>
-          <w:sz w:val="18"/>
+          <w:sz w:val="20"/>
         </w:rPr>
         <w:t>This is only a radiological impression and not a diagnosis and has its limitations. Therefore, it should be interpreted in correlation with clinical and/or pathological findings.</w:t>
       </w:r>
@@ -1721,28 +1722,28 @@
     </w:pPr>
     <w:r>
       <w:rPr>
-        <w:sz w:val="16"/>
+        <w:sz w:val="18"/>
       </w:rPr>
       <w:t xml:space="preserve">{{patient_name}}   |   Page </w:t>
     </w:r>
     <w:fldSimple w:instr="PAGE">
       <w:r>
         <w:rPr>
-          <w:sz w:val="16"/>
+          <w:sz w:val="18"/>
         </w:rPr>
         <w:t>1</w:t>
       </w:r>
     </w:fldSimple>
     <w:r>
       <w:rPr>
-        <w:sz w:val="16"/>
+        <w:sz w:val="18"/>
       </w:rPr>
       <w:t xml:space="preserve"> of </w:t>
     </w:r>
     <w:fldSimple w:instr="NUMPAGES">
       <w:r>
         <w:rPr>
-          <w:sz w:val="16"/>
+          <w:sz w:val="18"/>
         </w:rPr>
         <w:t>1</w:t>
       </w:r>
@@ -2119,7 +2120,7 @@
     </w:pPr>
     <w:rPr>
       <w:rFonts w:ascii="Calibri" w:hAnsi="Calibri" w:eastAsia="Calibri"/>
-      <w:sz w:val="22"/>
+      <w:sz w:val="26"/>
     </w:rPr>
   </w:style>
   <w:style w:type="paragraph" w:styleId="Header">
@@ -2159,7 +2160,7 @@
       <w:spacing w:after="0" w:line="240" w:lineRule="auto"/>
     </w:pPr>
     <w:rPr>
-      <w:sz w:val="16"/>
+      <w:sz w:val="18"/>
     </w:rPr>
   </w:style>
   <w:style w:type="character" w:customStyle="1" w:styleId="FooterChar">

--- a/templates/follicular_study.docx
+++ b/templates/follicular_study.docx
@@ -25,15 +25,53 @@
         <w:tblLook w:firstColumn="1" w:firstRow="1" w:lastColumn="0" w:lastRow="0" w:noHBand="0" w:noVBand="1" w:val="04A0"/>
       </w:tblPr>
       <w:tblGrid>
+        <w:gridCol w:w="2376"/>
+        <w:gridCol w:w="3311"/>
         <w:gridCol w:w="1872"/>
-        <w:gridCol w:w="3528"/>
-        <w:gridCol w:w="1655"/>
-        <w:gridCol w:w="3148"/>
+        <w:gridCol w:w="2644"/>
       </w:tblGrid>
       <w:tr>
         <w:trPr>
           <w:cantSplit/>
         </w:trPr>
+        <w:tc>
+          <w:tcPr>
+            <w:tcW w:type="dxa" w:w="2376"/>
+            <w:vAlign w:val="center"/>
+          </w:tcPr>
+          <w:p>
+            <w:pPr>
+              <w:keepNext/>
+              <w:spacing w:before="20" w:after="20"/>
+            </w:pPr>
+            <w:r>
+              <w:rPr>
+                <w:b/>
+                <w:sz w:val="28"/>
+              </w:rPr>
+              <w:t>Patient Name</w:t>
+            </w:r>
+          </w:p>
+        </w:tc>
+        <w:tc>
+          <w:tcPr>
+            <w:tcW w:type="dxa" w:w="3312"/>
+            <w:vAlign w:val="center"/>
+          </w:tcPr>
+          <w:p>
+            <w:pPr>
+              <w:keepNext/>
+              <w:spacing w:before="20" w:after="20"/>
+            </w:pPr>
+            <w:r>
+              <w:rPr>
+                <w:b w:val="0"/>
+                <w:sz w:val="28"/>
+              </w:rPr>
+              <w:t>{{patient_name}}</w:t>
+            </w:r>
+          </w:p>
+        </w:tc>
         <w:tc>
           <w:tcPr>
             <w:tcW w:type="dxa" w:w="1872"/>
@@ -47,15 +85,15 @@
             <w:r>
               <w:rPr>
                 <w:b/>
-                <w:sz w:val="23"/>
+                <w:sz w:val="28"/>
               </w:rPr>
-              <w:t>Patient Name</w:t>
+              <w:t>Date</w:t>
             </w:r>
           </w:p>
         </w:tc>
         <w:tc>
           <w:tcPr>
-            <w:tcW w:type="dxa" w:w="3528"/>
+            <w:tcW w:type="dxa" w:w="2645"/>
             <w:vAlign w:val="center"/>
           </w:tcPr>
           <w:p>
@@ -66,15 +104,20 @@
             <w:r>
               <w:rPr>
                 <w:b w:val="0"/>
-                <w:sz w:val="23"/>
+                <w:sz w:val="28"/>
               </w:rPr>
-              <w:t>{{patient_name}}</w:t>
+              <w:t>{{date}}</w:t>
             </w:r>
           </w:p>
         </w:tc>
+      </w:tr>
+      <w:tr>
+        <w:trPr>
+          <w:cantSplit/>
+        </w:trPr>
         <w:tc>
           <w:tcPr>
-            <w:tcW w:type="dxa" w:w="1656"/>
+            <w:tcW w:type="dxa" w:w="2376"/>
             <w:vAlign w:val="center"/>
           </w:tcPr>
           <w:p>
@@ -85,15 +128,15 @@
             <w:r>
               <w:rPr>
                 <w:b/>
-                <w:sz w:val="23"/>
+                <w:sz w:val="28"/>
               </w:rPr>
-              <w:t>Date</w:t>
+              <w:t>Age / Sex</w:t>
             </w:r>
           </w:p>
         </w:tc>
         <w:tc>
           <w:tcPr>
-            <w:tcW w:type="dxa" w:w="3149"/>
+            <w:tcW w:type="dxa" w:w="3312"/>
             <w:vAlign w:val="center"/>
           </w:tcPr>
           <w:p>
@@ -104,17 +147,12 @@
             <w:r>
               <w:rPr>
                 <w:b w:val="0"/>
-                <w:sz w:val="23"/>
+                <w:sz w:val="28"/>
               </w:rPr>
-              <w:t>{{date}}</w:t>
+              <w:t>{{age}} Y / F</w:t>
             </w:r>
           </w:p>
         </w:tc>
-      </w:tr>
-      <w:tr>
-        <w:trPr>
-          <w:cantSplit/>
-        </w:trPr>
         <w:tc>
           <w:tcPr>
             <w:tcW w:type="dxa" w:w="1872"/>
@@ -128,15 +166,15 @@
             <w:r>
               <w:rPr>
                 <w:b/>
-                <w:sz w:val="23"/>
+                <w:sz w:val="28"/>
               </w:rPr>
-              <w:t>Age / Sex</w:t>
+              <w:t>Patient ID</w:t>
             </w:r>
           </w:p>
         </w:tc>
         <w:tc>
           <w:tcPr>
-            <w:tcW w:type="dxa" w:w="3528"/>
+            <w:tcW w:type="dxa" w:w="2645"/>
             <w:vAlign w:val="center"/>
           </w:tcPr>
           <w:p>
@@ -147,45 +185,7 @@
             <w:r>
               <w:rPr>
                 <w:b w:val="0"/>
-                <w:sz w:val="23"/>
-              </w:rPr>
-              <w:t>{{age}} Y / F</w:t>
-            </w:r>
-          </w:p>
-        </w:tc>
-        <w:tc>
-          <w:tcPr>
-            <w:tcW w:type="dxa" w:w="1656"/>
-            <w:vAlign w:val="center"/>
-          </w:tcPr>
-          <w:p>
-            <w:pPr>
-              <w:keepNext/>
-              <w:spacing w:before="20" w:after="20"/>
-            </w:pPr>
-            <w:r>
-              <w:rPr>
-                <w:b/>
-                <w:sz w:val="23"/>
-              </w:rPr>
-              <w:t>Patient ID</w:t>
-            </w:r>
-          </w:p>
-        </w:tc>
-        <w:tc>
-          <w:tcPr>
-            <w:tcW w:type="dxa" w:w="3149"/>
-            <w:vAlign w:val="center"/>
-          </w:tcPr>
-          <w:p>
-            <w:pPr>
-              <w:keepNext/>
-              <w:spacing w:before="20" w:after="20"/>
-            </w:pPr>
-            <w:r>
-              <w:rPr>
-                <w:b w:val="0"/>
-                <w:sz w:val="23"/>
+                <w:sz w:val="28"/>
               </w:rPr>
               <w:t>{{patient_id}}</w:t>
             </w:r>
@@ -198,7 +198,7 @@
         </w:trPr>
         <w:tc>
           <w:tcPr>
-            <w:tcW w:type="dxa" w:w="1872"/>
+            <w:tcW w:type="dxa" w:w="2376"/>
             <w:vAlign w:val="center"/>
           </w:tcPr>
           <w:p>
@@ -209,7 +209,7 @@
             <w:r>
               <w:rPr>
                 <w:b/>
-                <w:sz w:val="23"/>
+                <w:sz w:val="28"/>
               </w:rPr>
               <w:t>Referred by</w:t>
             </w:r>
@@ -217,7 +217,7 @@
         </w:tc>
         <w:tc>
           <w:tcPr>
-            <w:tcW w:type="dxa" w:w="8333"/>
+            <w:tcW w:type="dxa" w:w="7829"/>
             <w:gridSpan w:val="3"/>
             <w:vAlign w:val="center"/>
           </w:tcPr>
@@ -229,7 +229,7 @@
             <w:r>
               <w:rPr>
                 <w:b w:val="0"/>
-                <w:sz w:val="23"/>
+                <w:sz w:val="28"/>
               </w:rPr>
               <w:t>{{ref_by}}</w:t>
             </w:r>
@@ -242,7 +242,7 @@
         </w:trPr>
         <w:tc>
           <w:tcPr>
-            <w:tcW w:type="dxa" w:w="1872"/>
+            <w:tcW w:type="dxa" w:w="2376"/>
             <w:vAlign w:val="center"/>
           </w:tcPr>
           <w:p>
@@ -252,7 +252,7 @@
             <w:r>
               <w:rPr>
                 <w:b/>
-                <w:sz w:val="23"/>
+                <w:sz w:val="28"/>
               </w:rPr>
               <w:t>Clinical details</w:t>
             </w:r>
@@ -260,7 +260,7 @@
         </w:tc>
         <w:tc>
           <w:tcPr>
-            <w:tcW w:type="dxa" w:w="8333"/>
+            <w:tcW w:type="dxa" w:w="7829"/>
             <w:gridSpan w:val="3"/>
             <w:vAlign w:val="center"/>
           </w:tcPr>
@@ -271,7 +271,7 @@
             <w:r>
               <w:rPr>
                 <w:b w:val="0"/>
-                <w:sz w:val="23"/>
+                <w:sz w:val="28"/>
               </w:rPr>
               <w:t>c/o anxious to conceive.</w:t>
             </w:r>
@@ -292,7 +292,7 @@
       <w:r>
         <w:rPr>
           <w:b/>
-          <w:sz w:val="26"/>
+          <w:sz w:val="28"/>
         </w:rPr>
         <w:t>FINDINGS</w:t>
       </w:r>
@@ -322,7 +322,7 @@
             <w:r>
               <w:rPr>
                 <w:b/>
-                <w:sz w:val="26"/>
+                <w:sz w:val="28"/>
               </w:rPr>
               <w:t>Urinary bladder:</w:t>
             </w:r>
@@ -339,7 +339,7 @@
             <w:r>
               <w:rPr>
                 <w:b w:val="0"/>
-                <w:sz w:val="26"/>
+                <w:sz w:val="28"/>
               </w:rPr>
               <w:t>Distended.</w:t>
             </w:r>
@@ -361,7 +361,7 @@
             <w:r>
               <w:rPr>
                 <w:b/>
-                <w:sz w:val="26"/>
+                <w:sz w:val="28"/>
               </w:rPr>
               <w:t>Uterus:</w:t>
             </w:r>
@@ -378,7 +378,7 @@
             <w:r>
               <w:rPr>
                 <w:b w:val="0"/>
-                <w:sz w:val="26"/>
+                <w:sz w:val="28"/>
               </w:rPr>
               <w:t>Anteverted, measuring {{uterus_size}} cm.</w:t>
             </w:r>
@@ -400,7 +400,7 @@
             <w:r>
               <w:rPr>
                 <w:b/>
-                <w:sz w:val="26"/>
+                <w:sz w:val="28"/>
               </w:rPr>
               <w:t>Cervix:</w:t>
             </w:r>
@@ -417,7 +417,7 @@
             <w:r>
               <w:rPr>
                 <w:b w:val="0"/>
-                <w:sz w:val="26"/>
+                <w:sz w:val="28"/>
               </w:rPr>
               <w:t>Normal.</w:t>
             </w:r>
@@ -439,7 +439,7 @@
             <w:r>
               <w:rPr>
                 <w:b/>
-                <w:sz w:val="26"/>
+                <w:sz w:val="28"/>
               </w:rPr>
               <w:t>Right ovary:</w:t>
             </w:r>
@@ -456,7 +456,7 @@
             <w:r>
               <w:rPr>
                 <w:b w:val="0"/>
-                <w:sz w:val="26"/>
+                <w:sz w:val="28"/>
               </w:rPr>
               <w:t>Measuring {{right_ovary_size}} cm.</w:t>
             </w:r>
@@ -478,7 +478,7 @@
             <w:r>
               <w:rPr>
                 <w:b/>
-                <w:sz w:val="26"/>
+                <w:sz w:val="28"/>
               </w:rPr>
               <w:t>Left ovary:</w:t>
             </w:r>
@@ -495,7 +495,7 @@
             <w:r>
               <w:rPr>
                 <w:b w:val="0"/>
-                <w:sz w:val="26"/>
+                <w:sz w:val="28"/>
               </w:rPr>
               <w:t>Measuring {{left_ovary_size}} cm.</w:t>
             </w:r>
@@ -511,7 +511,7 @@
       <w:r>
         <w:rPr>
           <w:b/>
-          <w:sz w:val="26"/>
+          <w:sz w:val="28"/>
         </w:rPr>
         <w:t>FOLLICULAR MONITORING</w:t>
       </w:r>
@@ -548,7 +548,7 @@
             <w:r>
               <w:rPr>
                 <w:b/>
-                <w:sz w:val="23"/>
+                <w:sz w:val="28"/>
               </w:rPr>
               <w:t>Day</w:t>
             </w:r>
@@ -568,7 +568,7 @@
             <w:r>
               <w:rPr>
                 <w:b/>
-                <w:sz w:val="23"/>
+                <w:sz w:val="28"/>
               </w:rPr>
               <w:t>Endometrial thickness (mm)</w:t>
             </w:r>
@@ -588,7 +588,7 @@
             <w:r>
               <w:rPr>
                 <w:b/>
-                <w:sz w:val="23"/>
+                <w:sz w:val="28"/>
               </w:rPr>
               <w:t>Follicles - right ovary</w:t>
             </w:r>
@@ -608,7 +608,7 @@
             <w:r>
               <w:rPr>
                 <w:b/>
-                <w:sz w:val="23"/>
+                <w:sz w:val="28"/>
               </w:rPr>
               <w:t>Follicles - left ovary</w:t>
             </w:r>
@@ -628,7 +628,7 @@
             <w:r>
               <w:rPr>
                 <w:b/>
-                <w:sz w:val="23"/>
+                <w:sz w:val="28"/>
               </w:rPr>
               <w:t>Free fluid</w:t>
             </w:r>
@@ -653,7 +653,7 @@
             <w:r>
               <w:rPr>
                 <w:b w:val="0"/>
-                <w:sz w:val="23"/>
+                <w:sz w:val="28"/>
               </w:rPr>
             </w:r>
           </w:p>
@@ -672,7 +672,7 @@
             <w:r>
               <w:rPr>
                 <w:b w:val="0"/>
-                <w:sz w:val="23"/>
+                <w:sz w:val="28"/>
               </w:rPr>
               <w:t>{{endometrium_mm}}</w:t>
             </w:r>
@@ -692,7 +692,7 @@
             <w:r>
               <w:rPr>
                 <w:b w:val="0"/>
-                <w:sz w:val="23"/>
+                <w:sz w:val="28"/>
               </w:rPr>
             </w:r>
           </w:p>
@@ -711,7 +711,7 @@
             <w:r>
               <w:rPr>
                 <w:b w:val="0"/>
-                <w:sz w:val="23"/>
+                <w:sz w:val="28"/>
               </w:rPr>
             </w:r>
           </w:p>
@@ -730,7 +730,7 @@
             <w:r>
               <w:rPr>
                 <w:b w:val="0"/>
-                <w:sz w:val="23"/>
+                <w:sz w:val="28"/>
               </w:rPr>
             </w:r>
           </w:p>
@@ -754,7 +754,7 @@
             <w:r>
               <w:rPr>
                 <w:b w:val="0"/>
-                <w:sz w:val="23"/>
+                <w:sz w:val="28"/>
               </w:rPr>
             </w:r>
           </w:p>
@@ -773,7 +773,7 @@
             <w:r>
               <w:rPr>
                 <w:b w:val="0"/>
-                <w:sz w:val="23"/>
+                <w:sz w:val="28"/>
               </w:rPr>
             </w:r>
           </w:p>
@@ -792,7 +792,7 @@
             <w:r>
               <w:rPr>
                 <w:b w:val="0"/>
-                <w:sz w:val="23"/>
+                <w:sz w:val="28"/>
               </w:rPr>
             </w:r>
           </w:p>
@@ -811,7 +811,7 @@
             <w:r>
               <w:rPr>
                 <w:b w:val="0"/>
-                <w:sz w:val="23"/>
+                <w:sz w:val="28"/>
               </w:rPr>
             </w:r>
           </w:p>
@@ -830,7 +830,7 @@
             <w:r>
               <w:rPr>
                 <w:b w:val="0"/>
-                <w:sz w:val="23"/>
+                <w:sz w:val="28"/>
               </w:rPr>
             </w:r>
           </w:p>
@@ -854,7 +854,7 @@
             <w:r>
               <w:rPr>
                 <w:b w:val="0"/>
-                <w:sz w:val="23"/>
+                <w:sz w:val="28"/>
               </w:rPr>
             </w:r>
           </w:p>
@@ -873,7 +873,7 @@
             <w:r>
               <w:rPr>
                 <w:b w:val="0"/>
-                <w:sz w:val="23"/>
+                <w:sz w:val="28"/>
               </w:rPr>
             </w:r>
           </w:p>
@@ -892,7 +892,7 @@
             <w:r>
               <w:rPr>
                 <w:b w:val="0"/>
-                <w:sz w:val="23"/>
+                <w:sz w:val="28"/>
               </w:rPr>
             </w:r>
           </w:p>
@@ -911,7 +911,7 @@
             <w:r>
               <w:rPr>
                 <w:b w:val="0"/>
-                <w:sz w:val="23"/>
+                <w:sz w:val="28"/>
               </w:rPr>
             </w:r>
           </w:p>
@@ -930,7 +930,7 @@
             <w:r>
               <w:rPr>
                 <w:b w:val="0"/>
-                <w:sz w:val="23"/>
+                <w:sz w:val="28"/>
               </w:rPr>
             </w:r>
           </w:p>
@@ -954,7 +954,7 @@
             <w:r>
               <w:rPr>
                 <w:b w:val="0"/>
-                <w:sz w:val="23"/>
+                <w:sz w:val="28"/>
               </w:rPr>
             </w:r>
           </w:p>
@@ -973,7 +973,7 @@
             <w:r>
               <w:rPr>
                 <w:b w:val="0"/>
-                <w:sz w:val="23"/>
+                <w:sz w:val="28"/>
               </w:rPr>
             </w:r>
           </w:p>
@@ -992,7 +992,7 @@
             <w:r>
               <w:rPr>
                 <w:b w:val="0"/>
-                <w:sz w:val="23"/>
+                <w:sz w:val="28"/>
               </w:rPr>
             </w:r>
           </w:p>
@@ -1011,7 +1011,7 @@
             <w:r>
               <w:rPr>
                 <w:b w:val="0"/>
-                <w:sz w:val="23"/>
+                <w:sz w:val="28"/>
               </w:rPr>
             </w:r>
           </w:p>
@@ -1030,7 +1030,7 @@
             <w:r>
               <w:rPr>
                 <w:b w:val="0"/>
-                <w:sz w:val="23"/>
+                <w:sz w:val="28"/>
               </w:rPr>
             </w:r>
           </w:p>
@@ -1054,7 +1054,7 @@
             <w:r>
               <w:rPr>
                 <w:b w:val="0"/>
-                <w:sz w:val="23"/>
+                <w:sz w:val="28"/>
               </w:rPr>
             </w:r>
           </w:p>
@@ -1073,7 +1073,7 @@
             <w:r>
               <w:rPr>
                 <w:b w:val="0"/>
-                <w:sz w:val="23"/>
+                <w:sz w:val="28"/>
               </w:rPr>
             </w:r>
           </w:p>
@@ -1092,7 +1092,7 @@
             <w:r>
               <w:rPr>
                 <w:b w:val="0"/>
-                <w:sz w:val="23"/>
+                <w:sz w:val="28"/>
               </w:rPr>
             </w:r>
           </w:p>
@@ -1111,7 +1111,7 @@
             <w:r>
               <w:rPr>
                 <w:b w:val="0"/>
-                <w:sz w:val="23"/>
+                <w:sz w:val="28"/>
               </w:rPr>
             </w:r>
           </w:p>
@@ -1130,7 +1130,7 @@
             <w:r>
               <w:rPr>
                 <w:b w:val="0"/>
-                <w:sz w:val="23"/>
+                <w:sz w:val="28"/>
               </w:rPr>
             </w:r>
           </w:p>
@@ -1154,7 +1154,7 @@
             <w:r>
               <w:rPr>
                 <w:b w:val="0"/>
-                <w:sz w:val="23"/>
+                <w:sz w:val="28"/>
               </w:rPr>
             </w:r>
           </w:p>
@@ -1173,7 +1173,7 @@
             <w:r>
               <w:rPr>
                 <w:b w:val="0"/>
-                <w:sz w:val="23"/>
+                <w:sz w:val="28"/>
               </w:rPr>
             </w:r>
           </w:p>
@@ -1192,7 +1192,7 @@
             <w:r>
               <w:rPr>
                 <w:b w:val="0"/>
-                <w:sz w:val="23"/>
+                <w:sz w:val="28"/>
               </w:rPr>
             </w:r>
           </w:p>
@@ -1211,7 +1211,7 @@
             <w:r>
               <w:rPr>
                 <w:b w:val="0"/>
-                <w:sz w:val="23"/>
+                <w:sz w:val="28"/>
               </w:rPr>
             </w:r>
           </w:p>
@@ -1230,7 +1230,7 @@
             <w:r>
               <w:rPr>
                 <w:b w:val="0"/>
-                <w:sz w:val="23"/>
+                <w:sz w:val="28"/>
               </w:rPr>
             </w:r>
           </w:p>
@@ -1254,7 +1254,7 @@
             <w:r>
               <w:rPr>
                 <w:b w:val="0"/>
-                <w:sz w:val="23"/>
+                <w:sz w:val="28"/>
               </w:rPr>
             </w:r>
           </w:p>
@@ -1273,7 +1273,7 @@
             <w:r>
               <w:rPr>
                 <w:b w:val="0"/>
-                <w:sz w:val="23"/>
+                <w:sz w:val="28"/>
               </w:rPr>
             </w:r>
           </w:p>
@@ -1292,7 +1292,7 @@
             <w:r>
               <w:rPr>
                 <w:b w:val="0"/>
-                <w:sz w:val="23"/>
+                <w:sz w:val="28"/>
               </w:rPr>
             </w:r>
           </w:p>
@@ -1311,7 +1311,7 @@
             <w:r>
               <w:rPr>
                 <w:b w:val="0"/>
-                <w:sz w:val="23"/>
+                <w:sz w:val="28"/>
               </w:rPr>
             </w:r>
           </w:p>
@@ -1330,7 +1330,7 @@
             <w:r>
               <w:rPr>
                 <w:b w:val="0"/>
-                <w:sz w:val="23"/>
+                <w:sz w:val="28"/>
               </w:rPr>
             </w:r>
           </w:p>
@@ -1354,7 +1354,7 @@
             <w:r>
               <w:rPr>
                 <w:b w:val="0"/>
-                <w:sz w:val="23"/>
+                <w:sz w:val="28"/>
               </w:rPr>
             </w:r>
           </w:p>
@@ -1373,7 +1373,7 @@
             <w:r>
               <w:rPr>
                 <w:b w:val="0"/>
-                <w:sz w:val="23"/>
+                <w:sz w:val="28"/>
               </w:rPr>
             </w:r>
           </w:p>
@@ -1392,7 +1392,7 @@
             <w:r>
               <w:rPr>
                 <w:b w:val="0"/>
-                <w:sz w:val="23"/>
+                <w:sz w:val="28"/>
               </w:rPr>
             </w:r>
           </w:p>
@@ -1411,7 +1411,7 @@
             <w:r>
               <w:rPr>
                 <w:b w:val="0"/>
-                <w:sz w:val="23"/>
+                <w:sz w:val="28"/>
               </w:rPr>
             </w:r>
           </w:p>
@@ -1430,7 +1430,7 @@
             <w:r>
               <w:rPr>
                 <w:b w:val="0"/>
-                <w:sz w:val="23"/>
+                <w:sz w:val="28"/>
               </w:rPr>
             </w:r>
           </w:p>
@@ -1454,7 +1454,7 @@
             <w:r>
               <w:rPr>
                 <w:b w:val="0"/>
-                <w:sz w:val="23"/>
+                <w:sz w:val="28"/>
               </w:rPr>
             </w:r>
           </w:p>
@@ -1473,7 +1473,7 @@
             <w:r>
               <w:rPr>
                 <w:b w:val="0"/>
-                <w:sz w:val="23"/>
+                <w:sz w:val="28"/>
               </w:rPr>
             </w:r>
           </w:p>
@@ -1492,7 +1492,7 @@
             <w:r>
               <w:rPr>
                 <w:b w:val="0"/>
-                <w:sz w:val="23"/>
+                <w:sz w:val="28"/>
               </w:rPr>
             </w:r>
           </w:p>
@@ -1511,7 +1511,7 @@
             <w:r>
               <w:rPr>
                 <w:b w:val="0"/>
-                <w:sz w:val="23"/>
+                <w:sz w:val="28"/>
               </w:rPr>
             </w:r>
           </w:p>
@@ -1530,7 +1530,7 @@
             <w:r>
               <w:rPr>
                 <w:b w:val="0"/>
-                <w:sz w:val="23"/>
+                <w:sz w:val="28"/>
               </w:rPr>
             </w:r>
           </w:p>
@@ -1553,7 +1553,7 @@
             <w:r>
               <w:rPr>
                 <w:b w:val="0"/>
-                <w:sz w:val="23"/>
+                <w:sz w:val="28"/>
               </w:rPr>
             </w:r>
           </w:p>
@@ -1571,7 +1571,7 @@
             <w:r>
               <w:rPr>
                 <w:b w:val="0"/>
-                <w:sz w:val="23"/>
+                <w:sz w:val="28"/>
               </w:rPr>
             </w:r>
           </w:p>
@@ -1589,7 +1589,7 @@
             <w:r>
               <w:rPr>
                 <w:b w:val="0"/>
-                <w:sz w:val="23"/>
+                <w:sz w:val="28"/>
               </w:rPr>
             </w:r>
           </w:p>
@@ -1607,7 +1607,7 @@
             <w:r>
               <w:rPr>
                 <w:b w:val="0"/>
-                <w:sz w:val="23"/>
+                <w:sz w:val="28"/>
               </w:rPr>
             </w:r>
           </w:p>
@@ -1625,7 +1625,7 @@
             <w:r>
               <w:rPr>
                 <w:b w:val="0"/>
-                <w:sz w:val="23"/>
+                <w:sz w:val="28"/>
               </w:rPr>
             </w:r>
           </w:p>
@@ -1645,7 +1645,7 @@
       <w:r>
         <w:rPr>
           <w:b/>
-          <w:sz w:val="26"/>
+          <w:sz w:val="28"/>
         </w:rPr>
         <w:t>IMPRESSION</w:t>
       </w:r>
@@ -1667,7 +1667,7 @@
       <w:r>
         <w:rPr>
           <w:b/>
-          <w:sz w:val="20"/>
+          <w:sz w:val="22"/>
         </w:rPr>
         <w:t xml:space="preserve">Note: </w:t>
       </w:r>
@@ -1676,7 +1676,7 @@
       </w:r>
       <w:r>
         <w:rPr>
-          <w:sz w:val="20"/>
+          <w:sz w:val="22"/>
         </w:rPr>
         <w:t>This is only a radiological impression and not a diagnosis and has its limitations. Therefore, it should be interpreted in correlation with clinical and/or pathological findings.</w:t>
       </w:r>
@@ -2120,7 +2120,7 @@
     </w:pPr>
     <w:rPr>
       <w:rFonts w:ascii="Calibri" w:hAnsi="Calibri" w:eastAsia="Calibri"/>
-      <w:sz w:val="26"/>
+      <w:sz w:val="28"/>
     </w:rPr>
   </w:style>
   <w:style w:type="paragraph" w:styleId="Header">
